--- a/tillsyn/A 9699-2025 tillsynsbegäran.docx
+++ b/tillsyn/A 9699-2025 tillsynsbegäran.docx
@@ -314,7 +314,7 @@
     <w:r>
       <w:tab/>
       <w:tab/>
-      <w:t>2025-03-01</w:t>
+      <w:t>2025-03-02</w:t>
       <w:br/>
       <w:br/>
     </w:r>

--- a/tillsyn/A 9699-2025 tillsynsbegäran.docx
+++ b/tillsyn/A 9699-2025 tillsynsbegäran.docx
@@ -314,7 +314,7 @@
     <w:r>
       <w:tab/>
       <w:tab/>
-      <w:t>2025-03-02</w:t>
+      <w:t>2025-03-03</w:t>
       <w:br/>
       <w:br/>
     </w:r>

--- a/tillsyn/A 9699-2025 tillsynsbegäran.docx
+++ b/tillsyn/A 9699-2025 tillsynsbegäran.docx
@@ -314,7 +314,7 @@
     <w:r>
       <w:tab/>
       <w:tab/>
-      <w:t>2025-03-03</w:t>
+      <w:t>2025-03-04</w:t>
       <w:br/>
       <w:br/>
     </w:r>

--- a/tillsyn/A 9699-2025 tillsynsbegäran.docx
+++ b/tillsyn/A 9699-2025 tillsynsbegäran.docx
@@ -314,7 +314,7 @@
     <w:r>
       <w:tab/>
       <w:tab/>
-      <w:t>2025-03-04</w:t>
+      <w:t>2025-03-05</w:t>
       <w:br/>
       <w:br/>
     </w:r>

--- a/tillsyn/A 9699-2025 tillsynsbegäran.docx
+++ b/tillsyn/A 9699-2025 tillsynsbegäran.docx
@@ -314,7 +314,7 @@
     <w:r>
       <w:tab/>
       <w:tab/>
-      <w:t>2025-03-05</w:t>
+      <w:t>2025-03-06</w:t>
       <w:br/>
       <w:br/>
     </w:r>

--- a/tillsyn/A 9699-2025 tillsynsbegäran.docx
+++ b/tillsyn/A 9699-2025 tillsynsbegäran.docx
@@ -314,7 +314,7 @@
     <w:r>
       <w:tab/>
       <w:tab/>
-      <w:t>2025-03-06</w:t>
+      <w:t>2025-03-07</w:t>
       <w:br/>
       <w:br/>
     </w:r>

--- a/tillsyn/A 9699-2025 tillsynsbegäran.docx
+++ b/tillsyn/A 9699-2025 tillsynsbegäran.docx
@@ -314,7 +314,7 @@
     <w:r>
       <w:tab/>
       <w:tab/>
-      <w:t>2025-03-07</w:t>
+      <w:t>2025-03-08</w:t>
       <w:br/>
       <w:br/>
     </w:r>

--- a/tillsyn/A 9699-2025 tillsynsbegäran.docx
+++ b/tillsyn/A 9699-2025 tillsynsbegäran.docx
@@ -314,7 +314,7 @@
     <w:r>
       <w:tab/>
       <w:tab/>
-      <w:t>2025-03-08</w:t>
+      <w:t>2025-03-09</w:t>
       <w:br/>
       <w:br/>
     </w:r>

--- a/tillsyn/A 9699-2025 tillsynsbegäran.docx
+++ b/tillsyn/A 9699-2025 tillsynsbegäran.docx
@@ -314,7 +314,7 @@
     <w:r>
       <w:tab/>
       <w:tab/>
-      <w:t>2025-03-09</w:t>
+      <w:t>2025-03-10</w:t>
       <w:br/>
       <w:br/>
     </w:r>

--- a/tillsyn/A 9699-2025 tillsynsbegäran.docx
+++ b/tillsyn/A 9699-2025 tillsynsbegäran.docx
@@ -314,7 +314,7 @@
     <w:r>
       <w:tab/>
       <w:tab/>
-      <w:t>2025-03-10</w:t>
+      <w:t>2025-03-11</w:t>
       <w:br/>
       <w:br/>
     </w:r>

--- a/tillsyn/A 9699-2025 tillsynsbegäran.docx
+++ b/tillsyn/A 9699-2025 tillsynsbegäran.docx
@@ -314,7 +314,7 @@
     <w:r>
       <w:tab/>
       <w:tab/>
-      <w:t>2025-03-11</w:t>
+      <w:t>2025-03-12</w:t>
       <w:br/>
       <w:br/>
     </w:r>

--- a/tillsyn/A 9699-2025 tillsynsbegäran.docx
+++ b/tillsyn/A 9699-2025 tillsynsbegäran.docx
@@ -314,7 +314,7 @@
     <w:r>
       <w:tab/>
       <w:tab/>
-      <w:t>2025-03-12</w:t>
+      <w:t>2025-03-13</w:t>
       <w:br/>
       <w:br/>
     </w:r>

--- a/tillsyn/A 9699-2025 tillsynsbegäran.docx
+++ b/tillsyn/A 9699-2025 tillsynsbegäran.docx
@@ -314,7 +314,7 @@
     <w:r>
       <w:tab/>
       <w:tab/>
-      <w:t>2025-03-13</w:t>
+      <w:t>2025-03-14</w:t>
       <w:br/>
       <w:br/>
     </w:r>

--- a/tillsyn/A 9699-2025 tillsynsbegäran.docx
+++ b/tillsyn/A 9699-2025 tillsynsbegäran.docx
@@ -314,7 +314,7 @@
     <w:r>
       <w:tab/>
       <w:tab/>
-      <w:t>2025-03-14</w:t>
+      <w:t>2025-03-15</w:t>
       <w:br/>
       <w:br/>
     </w:r>

--- a/tillsyn/A 9699-2025 tillsynsbegäran.docx
+++ b/tillsyn/A 9699-2025 tillsynsbegäran.docx
@@ -314,7 +314,7 @@
     <w:r>
       <w:tab/>
       <w:tab/>
-      <w:t>2025-03-15</w:t>
+      <w:t>2025-03-16</w:t>
       <w:br/>
       <w:br/>
     </w:r>

--- a/tillsyn/A 9699-2025 tillsynsbegäran.docx
+++ b/tillsyn/A 9699-2025 tillsynsbegäran.docx
@@ -314,7 +314,7 @@
     <w:r>
       <w:tab/>
       <w:tab/>
-      <w:t>2025-03-16</w:t>
+      <w:t>2025-03-17</w:t>
       <w:br/>
       <w:br/>
     </w:r>

--- a/tillsyn/A 9699-2025 tillsynsbegäran.docx
+++ b/tillsyn/A 9699-2025 tillsynsbegäran.docx
@@ -314,7 +314,7 @@
     <w:r>
       <w:tab/>
       <w:tab/>
-      <w:t>2025-03-17</w:t>
+      <w:t>2025-03-18</w:t>
       <w:br/>
       <w:br/>
     </w:r>

--- a/tillsyn/A 9699-2025 tillsynsbegäran.docx
+++ b/tillsyn/A 9699-2025 tillsynsbegäran.docx
@@ -314,7 +314,7 @@
     <w:r>
       <w:tab/>
       <w:tab/>
-      <w:t>2025-03-18</w:t>
+      <w:t>2025-03-19</w:t>
       <w:br/>
       <w:br/>
     </w:r>

--- a/tillsyn/A 9699-2025 tillsynsbegäran.docx
+++ b/tillsyn/A 9699-2025 tillsynsbegäran.docx
@@ -314,7 +314,7 @@
     <w:r>
       <w:tab/>
       <w:tab/>
-      <w:t>2025-03-19</w:t>
+      <w:t>2025-03-20</w:t>
       <w:br/>
       <w:br/>
     </w:r>

--- a/tillsyn/A 9699-2025 tillsynsbegäran.docx
+++ b/tillsyn/A 9699-2025 tillsynsbegäran.docx
@@ -314,7 +314,7 @@
     <w:r>
       <w:tab/>
       <w:tab/>
-      <w:t>2025-03-20</w:t>
+      <w:t>2025-03-21</w:t>
       <w:br/>
       <w:br/>
     </w:r>

--- a/tillsyn/A 9699-2025 tillsynsbegäran.docx
+++ b/tillsyn/A 9699-2025 tillsynsbegäran.docx
@@ -314,7 +314,7 @@
     <w:r>
       <w:tab/>
       <w:tab/>
-      <w:t>2025-03-21</w:t>
+      <w:t>2025-03-22</w:t>
       <w:br/>
       <w:br/>
     </w:r>

--- a/tillsyn/A 9699-2025 tillsynsbegäran.docx
+++ b/tillsyn/A 9699-2025 tillsynsbegäran.docx
@@ -314,7 +314,7 @@
     <w:r>
       <w:tab/>
       <w:tab/>
-      <w:t>2025-03-22</w:t>
+      <w:t>2025-03-23</w:t>
       <w:br/>
       <w:br/>
     </w:r>

--- a/tillsyn/A 9699-2025 tillsynsbegäran.docx
+++ b/tillsyn/A 9699-2025 tillsynsbegäran.docx
@@ -314,7 +314,7 @@
     <w:r>
       <w:tab/>
       <w:tab/>
-      <w:t>2025-03-23</w:t>
+      <w:t>2025-03-24</w:t>
       <w:br/>
       <w:br/>
     </w:r>

--- a/tillsyn/A 9699-2025 tillsynsbegäran.docx
+++ b/tillsyn/A 9699-2025 tillsynsbegäran.docx
@@ -314,7 +314,7 @@
     <w:r>
       <w:tab/>
       <w:tab/>
-      <w:t>2025-03-24</w:t>
+      <w:t>2025-03-25</w:t>
       <w:br/>
       <w:br/>
     </w:r>

--- a/tillsyn/A 9699-2025 tillsynsbegäran.docx
+++ b/tillsyn/A 9699-2025 tillsynsbegäran.docx
@@ -314,7 +314,7 @@
     <w:r>
       <w:tab/>
       <w:tab/>
-      <w:t>2025-03-25</w:t>
+      <w:t>2025-03-26</w:t>
       <w:br/>
       <w:br/>
     </w:r>

--- a/tillsyn/A 9699-2025 tillsynsbegäran.docx
+++ b/tillsyn/A 9699-2025 tillsynsbegäran.docx
@@ -314,7 +314,7 @@
     <w:r>
       <w:tab/>
       <w:tab/>
-      <w:t>2025-03-26</w:t>
+      <w:t>2025-03-27</w:t>
       <w:br/>
       <w:br/>
     </w:r>

--- a/tillsyn/A 9699-2025 tillsynsbegäran.docx
+++ b/tillsyn/A 9699-2025 tillsynsbegäran.docx
@@ -314,7 +314,7 @@
     <w:r>
       <w:tab/>
       <w:tab/>
-      <w:t>2025-03-27</w:t>
+      <w:t>2025-03-28</w:t>
       <w:br/>
       <w:br/>
     </w:r>

--- a/tillsyn/A 9699-2025 tillsynsbegäran.docx
+++ b/tillsyn/A 9699-2025 tillsynsbegäran.docx
@@ -314,7 +314,7 @@
     <w:r>
       <w:tab/>
       <w:tab/>
-      <w:t>2025-03-28</w:t>
+      <w:t>2025-03-29</w:t>
       <w:br/>
       <w:br/>
     </w:r>

--- a/tillsyn/A 9699-2025 tillsynsbegäran.docx
+++ b/tillsyn/A 9699-2025 tillsynsbegäran.docx
@@ -314,7 +314,7 @@
     <w:r>
       <w:tab/>
       <w:tab/>
-      <w:t>2025-04-02</w:t>
+      <w:t>2025-04-03</w:t>
       <w:br/>
       <w:br/>
     </w:r>

--- a/tillsyn/A 9699-2025 tillsynsbegäran.docx
+++ b/tillsyn/A 9699-2025 tillsynsbegäran.docx
@@ -314,7 +314,7 @@
     <w:r>
       <w:tab/>
       <w:tab/>
-      <w:t>2025-04-03</w:t>
+      <w:t>2025-04-05</w:t>
       <w:br/>
       <w:br/>
     </w:r>

--- a/tillsyn/A 9699-2025 tillsynsbegäran.docx
+++ b/tillsyn/A 9699-2025 tillsynsbegäran.docx
@@ -314,7 +314,7 @@
     <w:r>
       <w:tab/>
       <w:tab/>
-      <w:t>2025-04-05</w:t>
+      <w:t>2025-04-06</w:t>
       <w:br/>
       <w:br/>
     </w:r>

--- a/tillsyn/A 9699-2025 tillsynsbegäran.docx
+++ b/tillsyn/A 9699-2025 tillsynsbegäran.docx
@@ -314,7 +314,7 @@
     <w:r>
       <w:tab/>
       <w:tab/>
-      <w:t>2025-04-06</w:t>
+      <w:t>2025-04-07</w:t>
       <w:br/>
       <w:br/>
     </w:r>

--- a/tillsyn/A 9699-2025 tillsynsbegäran.docx
+++ b/tillsyn/A 9699-2025 tillsynsbegäran.docx
@@ -314,7 +314,7 @@
     <w:r>
       <w:tab/>
       <w:tab/>
-      <w:t>2025-04-07</w:t>
+      <w:t>2025-04-08</w:t>
       <w:br/>
       <w:br/>
     </w:r>

--- a/tillsyn/A 9699-2025 tillsynsbegäran.docx
+++ b/tillsyn/A 9699-2025 tillsynsbegäran.docx
@@ -314,7 +314,7 @@
     <w:r>
       <w:tab/>
       <w:tab/>
-      <w:t>2025-04-08</w:t>
+      <w:t>2025-04-09</w:t>
       <w:br/>
       <w:br/>
     </w:r>

--- a/tillsyn/A 9699-2025 tillsynsbegäran.docx
+++ b/tillsyn/A 9699-2025 tillsynsbegäran.docx
@@ -88,6 +88,17 @@
       </w:pPr>
       <w:r>
         <w:t>Figur 1. Fyndplatser för naturvårdsarter i det avverkningsanmälda området (röd linje). Markörer utan svart kant är placerade på fyndplatsen. Markörer med svart kant är placerade vid sidan av fyndplatsen och har ett svart streck som visar fyndplatsens exakta position. Kartans mittpunktskoordinat är N 7152439, E 805625 i SWEREF 99 TM.</w:t>
+      </w:r>
+    </w:p>
+    <w:p>
+      <w:r>
+        <w:rPr>
+          <w:b/>
+        </w:rPr>
+        <w:t>Violettgrå tagellav (NT)</w:t>
+      </w:r>
+      <w:r>
+        <w:t xml:space="preserve"> växer nästan uteslutande i gamla olikåldriga barrnaturskogar med lång skoglig kontinuitet och är en utmärkt signal på skog med höga naturvärden. Slutavverkning av tidigare aldrig slutavverkad skog (kontinuitetsskog) är det största hotet. Biotopen nyskapas i begränsad omfattning och barrskog äldre än 160 år, där den violettgrå tagellaven huvudsakligen påträffas har minskat med 50% de senaste 50 åren. Lågproduktiv skogsmark där laven förekommer bör undantas från skogsbruk och rika förekomster i äldre granskog bör skyddas. Arten är känslig för uttorkning och det är väsentligt att tillräckligt stora bestånd avsätts (SLU Artdatabanken, 2024; Nitare &amp; Skogsstyrelsen, 2019).</w:t>
       </w:r>
     </w:p>
     <w:p>
@@ -314,7 +325,7 @@
     <w:r>
       <w:tab/>
       <w:tab/>
-      <w:t>2025-04-09</w:t>
+      <w:t>2025-04-10</w:t>
       <w:br/>
       <w:br/>
     </w:r>

--- a/tillsyn/A 9699-2025 tillsynsbegäran.docx
+++ b/tillsyn/A 9699-2025 tillsynsbegäran.docx
@@ -325,7 +325,7 @@
     <w:r>
       <w:tab/>
       <w:tab/>
-      <w:t>2025-04-10</w:t>
+      <w:t>2025-04-11</w:t>
       <w:br/>
       <w:br/>
     </w:r>

--- a/tillsyn/A 9699-2025 tillsynsbegäran.docx
+++ b/tillsyn/A 9699-2025 tillsynsbegäran.docx
@@ -325,7 +325,7 @@
     <w:r>
       <w:tab/>
       <w:tab/>
-      <w:t>2025-04-11</w:t>
+      <w:t>2025-04-12</w:t>
       <w:br/>
       <w:br/>
     </w:r>

--- a/tillsyn/A 9699-2025 tillsynsbegäran.docx
+++ b/tillsyn/A 9699-2025 tillsynsbegäran.docx
@@ -325,7 +325,7 @@
     <w:r>
       <w:tab/>
       <w:tab/>
-      <w:t>2025-04-12</w:t>
+      <w:t>2025-04-13</w:t>
       <w:br/>
       <w:br/>
     </w:r>

--- a/tillsyn/A 9699-2025 tillsynsbegäran.docx
+++ b/tillsyn/A 9699-2025 tillsynsbegäran.docx
@@ -325,7 +325,7 @@
     <w:r>
       <w:tab/>
       <w:tab/>
-      <w:t>2025-04-13</w:t>
+      <w:t>2025-04-14</w:t>
       <w:br/>
       <w:br/>
     </w:r>

--- a/tillsyn/A 9699-2025 tillsynsbegäran.docx
+++ b/tillsyn/A 9699-2025 tillsynsbegäran.docx
@@ -325,7 +325,7 @@
     <w:r>
       <w:tab/>
       <w:tab/>
-      <w:t>2025-04-14</w:t>
+      <w:t>2025-04-15</w:t>
       <w:br/>
       <w:br/>
     </w:r>

--- a/tillsyn/A 9699-2025 tillsynsbegäran.docx
+++ b/tillsyn/A 9699-2025 tillsynsbegäran.docx
@@ -325,7 +325,7 @@
     <w:r>
       <w:tab/>
       <w:tab/>
-      <w:t>2025-04-15</w:t>
+      <w:t>2025-04-16</w:t>
       <w:br/>
       <w:br/>
     </w:r>

--- a/tillsyn/A 9699-2025 tillsynsbegäran.docx
+++ b/tillsyn/A 9699-2025 tillsynsbegäran.docx
@@ -325,7 +325,7 @@
     <w:r>
       <w:tab/>
       <w:tab/>
-      <w:t>2025-04-16</w:t>
+      <w:t>2025-04-17</w:t>
       <w:br/>
       <w:br/>
     </w:r>

--- a/tillsyn/A 9699-2025 tillsynsbegäran.docx
+++ b/tillsyn/A 9699-2025 tillsynsbegäran.docx
@@ -325,7 +325,7 @@
     <w:r>
       <w:tab/>
       <w:tab/>
-      <w:t>2025-04-17</w:t>
+      <w:t>2025-04-18</w:t>
       <w:br/>
       <w:br/>
     </w:r>

--- a/tillsyn/A 9699-2025 tillsynsbegäran.docx
+++ b/tillsyn/A 9699-2025 tillsynsbegäran.docx
@@ -325,7 +325,7 @@
     <w:r>
       <w:tab/>
       <w:tab/>
-      <w:t>2025-04-18</w:t>
+      <w:t>2025-04-19</w:t>
       <w:br/>
       <w:br/>
     </w:r>

--- a/tillsyn/A 9699-2025 tillsynsbegäran.docx
+++ b/tillsyn/A 9699-2025 tillsynsbegäran.docx
@@ -325,7 +325,7 @@
     <w:r>
       <w:tab/>
       <w:tab/>
-      <w:t>2025-05-03</w:t>
+      <w:t>2025-05-04</w:t>
       <w:br/>
       <w:br/>
     </w:r>

--- a/tillsyn/A 9699-2025 tillsynsbegäran.docx
+++ b/tillsyn/A 9699-2025 tillsynsbegäran.docx
@@ -325,7 +325,7 @@
     <w:r>
       <w:tab/>
       <w:tab/>
-      <w:t>2025-05-04</w:t>
+      <w:t>2025-05-06</w:t>
       <w:br/>
       <w:br/>
     </w:r>

--- a/tillsyn/A 9699-2025 tillsynsbegäran.docx
+++ b/tillsyn/A 9699-2025 tillsynsbegäran.docx
@@ -325,7 +325,7 @@
     <w:r>
       <w:tab/>
       <w:tab/>
-      <w:t>2025-05-06</w:t>
+      <w:t>2025-05-07</w:t>
       <w:br/>
       <w:br/>
     </w:r>

--- a/tillsyn/A 9699-2025 tillsynsbegäran.docx
+++ b/tillsyn/A 9699-2025 tillsynsbegäran.docx
@@ -325,7 +325,7 @@
     <w:r>
       <w:tab/>
       <w:tab/>
-      <w:t>2025-05-07</w:t>
+      <w:t>2025-05-08</w:t>
       <w:br/>
       <w:br/>
     </w:r>

--- a/tillsyn/A 9699-2025 tillsynsbegäran.docx
+++ b/tillsyn/A 9699-2025 tillsynsbegäran.docx
@@ -325,7 +325,7 @@
     <w:r>
       <w:tab/>
       <w:tab/>
-      <w:t>2025-05-08</w:t>
+      <w:t>2025-05-09</w:t>
       <w:br/>
       <w:br/>
     </w:r>

--- a/tillsyn/A 9699-2025 tillsynsbegäran.docx
+++ b/tillsyn/A 9699-2025 tillsynsbegäran.docx
@@ -325,7 +325,7 @@
     <w:r>
       <w:tab/>
       <w:tab/>
-      <w:t>2025-05-09</w:t>
+      <w:t>2025-05-10</w:t>
       <w:br/>
       <w:br/>
     </w:r>

--- a/tillsyn/A 9699-2025 tillsynsbegäran.docx
+++ b/tillsyn/A 9699-2025 tillsynsbegäran.docx
@@ -325,7 +325,7 @@
     <w:r>
       <w:tab/>
       <w:tab/>
-      <w:t>2025-05-10</w:t>
+      <w:t>2025-05-11</w:t>
       <w:br/>
       <w:br/>
     </w:r>

--- a/tillsyn/A 9699-2025 tillsynsbegäran.docx
+++ b/tillsyn/A 9699-2025 tillsynsbegäran.docx
@@ -325,7 +325,7 @@
     <w:r>
       <w:tab/>
       <w:tab/>
-      <w:t>2025-05-11</w:t>
+      <w:t>2025-05-12</w:t>
       <w:br/>
       <w:br/>
     </w:r>

--- a/tillsyn/A 9699-2025 tillsynsbegäran.docx
+++ b/tillsyn/A 9699-2025 tillsynsbegäran.docx
@@ -325,7 +325,7 @@
     <w:r>
       <w:tab/>
       <w:tab/>
-      <w:t>2025-05-12</w:t>
+      <w:t>2025-05-13</w:t>
       <w:br/>
       <w:br/>
     </w:r>

--- a/tillsyn/A 9699-2025 tillsynsbegäran.docx
+++ b/tillsyn/A 9699-2025 tillsynsbegäran.docx
@@ -325,7 +325,7 @@
     <w:r>
       <w:tab/>
       <w:tab/>
-      <w:t>2025-05-13</w:t>
+      <w:t>2025-05-14</w:t>
       <w:br/>
       <w:br/>
     </w:r>

--- a/tillsyn/A 9699-2025 tillsynsbegäran.docx
+++ b/tillsyn/A 9699-2025 tillsynsbegäran.docx
@@ -325,7 +325,7 @@
     <w:r>
       <w:tab/>
       <w:tab/>
-      <w:t>2025-05-14</w:t>
+      <w:t>2025-05-15</w:t>
       <w:br/>
       <w:br/>
     </w:r>

--- a/tillsyn/A 9699-2025 tillsynsbegäran.docx
+++ b/tillsyn/A 9699-2025 tillsynsbegäran.docx
@@ -325,7 +325,7 @@
     <w:r>
       <w:tab/>
       <w:tab/>
-      <w:t>2025-05-15</w:t>
+      <w:t>2025-05-16</w:t>
       <w:br/>
       <w:br/>
     </w:r>

--- a/tillsyn/A 9699-2025 tillsynsbegäran.docx
+++ b/tillsyn/A 9699-2025 tillsynsbegäran.docx
@@ -325,7 +325,7 @@
     <w:r>
       <w:tab/>
       <w:tab/>
-      <w:t>2025-05-16</w:t>
+      <w:t>2025-05-17</w:t>
       <w:br/>
       <w:br/>
     </w:r>

--- a/tillsyn/A 9699-2025 tillsynsbegäran.docx
+++ b/tillsyn/A 9699-2025 tillsynsbegäran.docx
@@ -325,7 +325,7 @@
     <w:r>
       <w:tab/>
       <w:tab/>
-      <w:t>2025-05-17</w:t>
+      <w:t>2025-05-18</w:t>
       <w:br/>
       <w:br/>
     </w:r>

--- a/tillsyn/A 9699-2025 tillsynsbegäran.docx
+++ b/tillsyn/A 9699-2025 tillsynsbegäran.docx
@@ -325,7 +325,7 @@
     <w:r>
       <w:tab/>
       <w:tab/>
-      <w:t>2025-05-18</w:t>
+      <w:t>2025-05-19</w:t>
       <w:br/>
       <w:br/>
     </w:r>

--- a/tillsyn/A 9699-2025 tillsynsbegäran.docx
+++ b/tillsyn/A 9699-2025 tillsynsbegäran.docx
@@ -325,7 +325,7 @@
     <w:r>
       <w:tab/>
       <w:tab/>
-      <w:t>2025-05-19</w:t>
+      <w:t>2025-05-20</w:t>
       <w:br/>
       <w:br/>
     </w:r>

--- a/tillsyn/A 9699-2025 tillsynsbegäran.docx
+++ b/tillsyn/A 9699-2025 tillsynsbegäran.docx
@@ -325,7 +325,7 @@
     <w:r>
       <w:tab/>
       <w:tab/>
-      <w:t>2025-05-20</w:t>
+      <w:t>2025-05-21</w:t>
       <w:br/>
       <w:br/>
     </w:r>

--- a/tillsyn/A 9699-2025 tillsynsbegäran.docx
+++ b/tillsyn/A 9699-2025 tillsynsbegäran.docx
@@ -325,7 +325,7 @@
     <w:r>
       <w:tab/>
       <w:tab/>
-      <w:t>2025-05-21</w:t>
+      <w:t>2025-05-22</w:t>
       <w:br/>
       <w:br/>
     </w:r>

--- a/tillsyn/A 9699-2025 tillsynsbegäran.docx
+++ b/tillsyn/A 9699-2025 tillsynsbegäran.docx
@@ -325,7 +325,7 @@
     <w:r>
       <w:tab/>
       <w:tab/>
-      <w:t>2025-05-22</w:t>
+      <w:t>2025-05-23</w:t>
       <w:br/>
       <w:br/>
     </w:r>

--- a/tillsyn/A 9699-2025 tillsynsbegäran.docx
+++ b/tillsyn/A 9699-2025 tillsynsbegäran.docx
@@ -325,7 +325,7 @@
     <w:r>
       <w:tab/>
       <w:tab/>
-      <w:t>2025-05-23</w:t>
+      <w:t>2025-05-24</w:t>
       <w:br/>
       <w:br/>
     </w:r>

--- a/tillsyn/A 9699-2025 tillsynsbegäran.docx
+++ b/tillsyn/A 9699-2025 tillsynsbegäran.docx
@@ -325,7 +325,7 @@
     <w:r>
       <w:tab/>
       <w:tab/>
-      <w:t>2025-05-24</w:t>
+      <w:t>2025-05-25</w:t>
       <w:br/>
       <w:br/>
     </w:r>

--- a/tillsyn/A 9699-2025 tillsynsbegäran.docx
+++ b/tillsyn/A 9699-2025 tillsynsbegäran.docx
@@ -325,7 +325,7 @@
     <w:r>
       <w:tab/>
       <w:tab/>
-      <w:t>2025-05-25</w:t>
+      <w:t>2025-05-26</w:t>
       <w:br/>
       <w:br/>
     </w:r>

--- a/tillsyn/A 9699-2025 tillsynsbegäran.docx
+++ b/tillsyn/A 9699-2025 tillsynsbegäran.docx
@@ -325,7 +325,7 @@
     <w:r>
       <w:tab/>
       <w:tab/>
-      <w:t>2025-05-26</w:t>
+      <w:t>2025-05-27</w:t>
       <w:br/>
       <w:br/>
     </w:r>

--- a/tillsyn/A 9699-2025 tillsynsbegäran.docx
+++ b/tillsyn/A 9699-2025 tillsynsbegäran.docx
@@ -325,7 +325,7 @@
     <w:r>
       <w:tab/>
       <w:tab/>
-      <w:t>2025-05-27</w:t>
+      <w:t>2025-05-30</w:t>
       <w:br/>
       <w:br/>
     </w:r>

--- a/tillsyn/A 9699-2025 tillsynsbegäran.docx
+++ b/tillsyn/A 9699-2025 tillsynsbegäran.docx
@@ -325,7 +325,7 @@
     <w:r>
       <w:tab/>
       <w:tab/>
-      <w:t>2025-05-30</w:t>
+      <w:t>2025-06-01</w:t>
       <w:br/>
       <w:br/>
     </w:r>

--- a/tillsyn/A 9699-2025 tillsynsbegäran.docx
+++ b/tillsyn/A 9699-2025 tillsynsbegäran.docx
@@ -325,7 +325,7 @@
     <w:r>
       <w:tab/>
       <w:tab/>
-      <w:t>2025-06-01</w:t>
+      <w:t>2025-06-02</w:t>
       <w:br/>
       <w:br/>
     </w:r>

--- a/tillsyn/A 9699-2025 tillsynsbegäran.docx
+++ b/tillsyn/A 9699-2025 tillsynsbegäran.docx
@@ -325,7 +325,7 @@
     <w:r>
       <w:tab/>
       <w:tab/>
-      <w:t>2025-06-02</w:t>
+      <w:t>2025-06-03</w:t>
       <w:br/>
       <w:br/>
     </w:r>

--- a/tillsyn/A 9699-2025 tillsynsbegäran.docx
+++ b/tillsyn/A 9699-2025 tillsynsbegäran.docx
@@ -325,7 +325,7 @@
     <w:r>
       <w:tab/>
       <w:tab/>
-      <w:t>2025-06-03</w:t>
+      <w:t>2025-06-04</w:t>
       <w:br/>
       <w:br/>
     </w:r>

--- a/tillsyn/A 9699-2025 tillsynsbegäran.docx
+++ b/tillsyn/A 9699-2025 tillsynsbegäran.docx
@@ -325,7 +325,7 @@
     <w:r>
       <w:tab/>
       <w:tab/>
-      <w:t>2025-06-04</w:t>
+      <w:t>2025-06-05</w:t>
       <w:br/>
       <w:br/>
     </w:r>

--- a/tillsyn/A 9699-2025 tillsynsbegäran.docx
+++ b/tillsyn/A 9699-2025 tillsynsbegäran.docx
@@ -325,7 +325,7 @@
     <w:r>
       <w:tab/>
       <w:tab/>
-      <w:t>2025-06-05</w:t>
+      <w:t>2025-06-13</w:t>
       <w:br/>
       <w:br/>
     </w:r>

--- a/tillsyn/A 9699-2025 tillsynsbegäran.docx
+++ b/tillsyn/A 9699-2025 tillsynsbegäran.docx
@@ -325,7 +325,7 @@
     <w:r>
       <w:tab/>
       <w:tab/>
-      <w:t>2025-06-13</w:t>
+      <w:t>2025-06-15</w:t>
       <w:br/>
       <w:br/>
     </w:r>

--- a/tillsyn/A 9699-2025 tillsynsbegäran.docx
+++ b/tillsyn/A 9699-2025 tillsynsbegäran.docx
@@ -325,7 +325,7 @@
     <w:r>
       <w:tab/>
       <w:tab/>
-      <w:t>2025-06-15</w:t>
+      <w:t>2025-06-16</w:t>
       <w:br/>
       <w:br/>
     </w:r>

--- a/tillsyn/A 9699-2025 tillsynsbegäran.docx
+++ b/tillsyn/A 9699-2025 tillsynsbegäran.docx
@@ -325,7 +325,7 @@
     <w:r>
       <w:tab/>
       <w:tab/>
-      <w:t>2025-06-16</w:t>
+      <w:t>2025-06-17</w:t>
       <w:br/>
       <w:br/>
     </w:r>

--- a/tillsyn/A 9699-2025 tillsynsbegäran.docx
+++ b/tillsyn/A 9699-2025 tillsynsbegäran.docx
@@ -325,7 +325,7 @@
     <w:r>
       <w:tab/>
       <w:tab/>
-      <w:t>2025-06-17</w:t>
+      <w:t>2025-06-18</w:t>
       <w:br/>
       <w:br/>
     </w:r>

--- a/tillsyn/A 9699-2025 tillsynsbegäran.docx
+++ b/tillsyn/A 9699-2025 tillsynsbegäran.docx
@@ -325,7 +325,7 @@
     <w:r>
       <w:tab/>
       <w:tab/>
-      <w:t>2025-06-18</w:t>
+      <w:t>2025-06-19</w:t>
       <w:br/>
       <w:br/>
     </w:r>

--- a/tillsyn/A 9699-2025 tillsynsbegäran.docx
+++ b/tillsyn/A 9699-2025 tillsynsbegäran.docx
@@ -325,7 +325,7 @@
     <w:r>
       <w:tab/>
       <w:tab/>
-      <w:t>2025-06-19</w:t>
+      <w:t>2025-06-20</w:t>
       <w:br/>
       <w:br/>
     </w:r>

--- a/tillsyn/A 9699-2025 tillsynsbegäran.docx
+++ b/tillsyn/A 9699-2025 tillsynsbegäran.docx
@@ -325,7 +325,7 @@
     <w:r>
       <w:tab/>
       <w:tab/>
-      <w:t>2025-06-20</w:t>
+      <w:t>2025-06-21</w:t>
       <w:br/>
       <w:br/>
     </w:r>

--- a/tillsyn/A 9699-2025 tillsynsbegäran.docx
+++ b/tillsyn/A 9699-2025 tillsynsbegäran.docx
@@ -325,7 +325,7 @@
     <w:r>
       <w:tab/>
       <w:tab/>
-      <w:t>2025-06-21</w:t>
+      <w:t>2025-06-22</w:t>
       <w:br/>
       <w:br/>
     </w:r>

--- a/tillsyn/A 9699-2025 tillsynsbegäran.docx
+++ b/tillsyn/A 9699-2025 tillsynsbegäran.docx
@@ -325,7 +325,7 @@
     <w:r>
       <w:tab/>
       <w:tab/>
-      <w:t>2025-06-22</w:t>
+      <w:t>2025-06-23</w:t>
       <w:br/>
       <w:br/>
     </w:r>

--- a/tillsyn/A 9699-2025 tillsynsbegäran.docx
+++ b/tillsyn/A 9699-2025 tillsynsbegäran.docx
@@ -325,7 +325,7 @@
     <w:r>
       <w:tab/>
       <w:tab/>
-      <w:t>2025-06-23</w:t>
+      <w:t>2025-06-24</w:t>
       <w:br/>
       <w:br/>
     </w:r>

--- a/tillsyn/A 9699-2025 tillsynsbegäran.docx
+++ b/tillsyn/A 9699-2025 tillsynsbegäran.docx
@@ -325,7 +325,7 @@
     <w:r>
       <w:tab/>
       <w:tab/>
-      <w:t>2025-06-24</w:t>
+      <w:t>2025-06-25</w:t>
       <w:br/>
       <w:br/>
     </w:r>

--- a/tillsyn/A 9699-2025 tillsynsbegäran.docx
+++ b/tillsyn/A 9699-2025 tillsynsbegäran.docx
@@ -325,7 +325,7 @@
     <w:r>
       <w:tab/>
       <w:tab/>
-      <w:t>2025-06-25</w:t>
+      <w:t>2025-06-26</w:t>
       <w:br/>
       <w:br/>
     </w:r>

--- a/tillsyn/A 9699-2025 tillsynsbegäran.docx
+++ b/tillsyn/A 9699-2025 tillsynsbegäran.docx
@@ -325,7 +325,7 @@
     <w:r>
       <w:tab/>
       <w:tab/>
-      <w:t>2025-06-26</w:t>
+      <w:t>2025-06-27</w:t>
       <w:br/>
       <w:br/>
     </w:r>

--- a/tillsyn/A 9699-2025 tillsynsbegäran.docx
+++ b/tillsyn/A 9699-2025 tillsynsbegäran.docx
@@ -325,7 +325,7 @@
     <w:r>
       <w:tab/>
       <w:tab/>
-      <w:t>2025-06-27</w:t>
+      <w:t>2025-06-28</w:t>
       <w:br/>
       <w:br/>
     </w:r>

--- a/tillsyn/A 9699-2025 tillsynsbegäran.docx
+++ b/tillsyn/A 9699-2025 tillsynsbegäran.docx
@@ -325,7 +325,7 @@
     <w:r>
       <w:tab/>
       <w:tab/>
-      <w:t>2025-06-28</w:t>
+      <w:t>2025-06-29</w:t>
       <w:br/>
       <w:br/>
     </w:r>

--- a/tillsyn/A 9699-2025 tillsynsbegäran.docx
+++ b/tillsyn/A 9699-2025 tillsynsbegäran.docx
@@ -325,7 +325,7 @@
     <w:r>
       <w:tab/>
       <w:tab/>
-      <w:t>2025-06-29</w:t>
+      <w:t>2025-06-30</w:t>
       <w:br/>
       <w:br/>
     </w:r>

--- a/tillsyn/A 9699-2025 tillsynsbegäran.docx
+++ b/tillsyn/A 9699-2025 tillsynsbegäran.docx
@@ -325,7 +325,7 @@
     <w:r>
       <w:tab/>
       <w:tab/>
-      <w:t>2025-06-30</w:t>
+      <w:t>2025-07-01</w:t>
       <w:br/>
       <w:br/>
     </w:r>

--- a/tillsyn/A 9699-2025 tillsynsbegäran.docx
+++ b/tillsyn/A 9699-2025 tillsynsbegäran.docx
@@ -325,7 +325,7 @@
     <w:r>
       <w:tab/>
       <w:tab/>
-      <w:t>2025-07-01</w:t>
+      <w:t>2025-07-02</w:t>
       <w:br/>
       <w:br/>
     </w:r>

--- a/tillsyn/A 9699-2025 tillsynsbegäran.docx
+++ b/tillsyn/A 9699-2025 tillsynsbegäran.docx
@@ -325,7 +325,7 @@
     <w:r>
       <w:tab/>
       <w:tab/>
-      <w:t>2025-07-02</w:t>
+      <w:t>2025-07-03</w:t>
       <w:br/>
       <w:br/>
     </w:r>

--- a/tillsyn/A 9699-2025 tillsynsbegäran.docx
+++ b/tillsyn/A 9699-2025 tillsynsbegäran.docx
@@ -325,7 +325,7 @@
     <w:r>
       <w:tab/>
       <w:tab/>
-      <w:t>2025-07-03</w:t>
+      <w:t>2025-07-04</w:t>
       <w:br/>
       <w:br/>
     </w:r>

--- a/tillsyn/A 9699-2025 tillsynsbegäran.docx
+++ b/tillsyn/A 9699-2025 tillsynsbegäran.docx
@@ -325,7 +325,7 @@
     <w:r>
       <w:tab/>
       <w:tab/>
-      <w:t>2025-07-04</w:t>
+      <w:t>2025-07-05</w:t>
       <w:br/>
       <w:br/>
     </w:r>

--- a/tillsyn/A 9699-2025 tillsynsbegäran.docx
+++ b/tillsyn/A 9699-2025 tillsynsbegäran.docx
@@ -325,7 +325,7 @@
     <w:r>
       <w:tab/>
       <w:tab/>
-      <w:t>2025-07-05</w:t>
+      <w:t>2025-07-06</w:t>
       <w:br/>
       <w:br/>
     </w:r>

--- a/tillsyn/A 9699-2025 tillsynsbegäran.docx
+++ b/tillsyn/A 9699-2025 tillsynsbegäran.docx
@@ -325,7 +325,7 @@
     <w:r>
       <w:tab/>
       <w:tab/>
-      <w:t>2025-07-06</w:t>
+      <w:t>2025-07-07</w:t>
       <w:br/>
       <w:br/>
     </w:r>

--- a/tillsyn/A 9699-2025 tillsynsbegäran.docx
+++ b/tillsyn/A 9699-2025 tillsynsbegäran.docx
@@ -325,7 +325,7 @@
     <w:r>
       <w:tab/>
       <w:tab/>
-      <w:t>2025-07-07</w:t>
+      <w:t>2025-07-08</w:t>
       <w:br/>
       <w:br/>
     </w:r>

--- a/tillsyn/A 9699-2025 tillsynsbegäran.docx
+++ b/tillsyn/A 9699-2025 tillsynsbegäran.docx
@@ -325,7 +325,7 @@
     <w:r>
       <w:tab/>
       <w:tab/>
-      <w:t>2025-07-08</w:t>
+      <w:t>2025-07-09</w:t>
       <w:br/>
       <w:br/>
     </w:r>

--- a/tillsyn/A 9699-2025 tillsynsbegäran.docx
+++ b/tillsyn/A 9699-2025 tillsynsbegäran.docx
@@ -325,7 +325,7 @@
     <w:r>
       <w:tab/>
       <w:tab/>
-      <w:t>2025-07-09</w:t>
+      <w:t>2025-07-11</w:t>
       <w:br/>
       <w:br/>
     </w:r>

--- a/tillsyn/A 9699-2025 tillsynsbegäran.docx
+++ b/tillsyn/A 9699-2025 tillsynsbegäran.docx
@@ -325,7 +325,7 @@
     <w:r>
       <w:tab/>
       <w:tab/>
-      <w:t>2025-07-11</w:t>
+      <w:t>2025-07-12</w:t>
       <w:br/>
       <w:br/>
     </w:r>

--- a/tillsyn/A 9699-2025 tillsynsbegäran.docx
+++ b/tillsyn/A 9699-2025 tillsynsbegäran.docx
@@ -325,7 +325,7 @@
     <w:r>
       <w:tab/>
       <w:tab/>
-      <w:t>2025-07-12</w:t>
+      <w:t>2025-07-13</w:t>
       <w:br/>
       <w:br/>
     </w:r>

--- a/tillsyn/A 9699-2025 tillsynsbegäran.docx
+++ b/tillsyn/A 9699-2025 tillsynsbegäran.docx
@@ -325,7 +325,7 @@
     <w:r>
       <w:tab/>
       <w:tab/>
-      <w:t>2025-07-13</w:t>
+      <w:t>2025-07-14</w:t>
       <w:br/>
       <w:br/>
     </w:r>

--- a/tillsyn/A 9699-2025 tillsynsbegäran.docx
+++ b/tillsyn/A 9699-2025 tillsynsbegäran.docx
@@ -325,7 +325,7 @@
     <w:r>
       <w:tab/>
       <w:tab/>
-      <w:t>2025-08-06</w:t>
+      <w:t>2025-08-09</w:t>
       <w:br/>
       <w:br/>
     </w:r>
